--- a/docs/submission_applied_acoustics/AA_Suggested_Reviewers.docx
+++ b/docs/submission_applied_acoustics/AA_Suggested_Reviewers.docx
@@ -292,7 +292,7 @@
             </w:tcMar>
           </w:tcPr>
           <w:p>
-            <w:hyperlink w:history="1" r:id="rIdffce8-cmaqszdjgeopllj">
+            <w:hyperlink w:history="1" r:id="rIdusynlp6gubozjdsw8ztof">
               <w:r>
                 <w:rPr>
                   <w:rStyle w:val="Hyperlink"/>
@@ -410,7 +410,7 @@
             </w:tcMar>
           </w:tcPr>
           <w:p>
-            <w:hyperlink w:history="1" r:id="rIdaiefrvd5u1lk_fxqq-81e">
+            <w:hyperlink w:history="1" r:id="rIdujcn7ryx_6uxvvgso7bmu">
               <w:r>
                 <w:rPr>
                   <w:rStyle w:val="Hyperlink"/>
@@ -528,7 +528,7 @@
             </w:tcMar>
           </w:tcPr>
           <w:p>
-            <w:hyperlink w:history="1" r:id="rIdwzeqrqjjlwto_ic5pj9mf">
+            <w:hyperlink w:history="1" r:id="rIdmmhzaz8-_awrww2shxn3h">
               <w:r>
                 <w:rPr>
                   <w:rStyle w:val="Hyperlink"/>
@@ -646,7 +646,7 @@
             </w:tcMar>
           </w:tcPr>
           <w:p>
-            <w:hyperlink w:history="1" r:id="rIdx9dmvsdqytrc1wdv-nn7b">
+            <w:hyperlink w:history="1" r:id="rIddq-nrti5j-uxryge93jka">
               <w:r>
                 <w:rPr>
                   <w:rStyle w:val="Hyperlink"/>
@@ -879,7 +879,7 @@
             </w:tcMar>
           </w:tcPr>
           <w:p>
-            <w:hyperlink w:history="1" r:id="rIdpogepk04sysd4qelilvzz">
+            <w:hyperlink w:history="1" r:id="rIdd2ckhxxijb-bjf9p6lbrv">
               <w:r>
                 <w:rPr>
                   <w:rStyle w:val="Hyperlink"/>

--- a/docs/submission_applied_acoustics/AA_Suggested_Reviewers.docx
+++ b/docs/submission_applied_acoustics/AA_Suggested_Reviewers.docx
@@ -29,7 +29,7 @@
         <w:t xml:space="preserve">Manuscript:</w:t>
       </w:r>
       <w:r>
-        <w:t xml:space="preserve"> Voiceprint-guided three-dimensional acoustic localization of drones with a six-microphone rigid spherical array: rotor silence windows and reference subtraction</w:t>
+        <w:t xml:space="preserve"> Offline voiceprint-guided three-dimensional acoustic localization of drones with a six-microphone rigid spherical array: rotor silence windows and reference subtraction</w:t>
       </w:r>
     </w:p>
     <w:p>
@@ -292,7 +292,7 @@
             </w:tcMar>
           </w:tcPr>
           <w:p>
-            <w:hyperlink w:history="1" r:id="rIdusynlp6gubozjdsw8ztof">
+            <w:hyperlink w:history="1" r:id="rIdf1gyqhej13ltdtcqcgqfj">
               <w:r>
                 <w:rPr>
                   <w:rStyle w:val="Hyperlink"/>
@@ -410,7 +410,7 @@
             </w:tcMar>
           </w:tcPr>
           <w:p>
-            <w:hyperlink w:history="1" r:id="rIdujcn7ryx_6uxvvgso7bmu">
+            <w:hyperlink w:history="1" r:id="rIdvvrdu-6iyydsxfidbenxv">
               <w:r>
                 <w:rPr>
                   <w:rStyle w:val="Hyperlink"/>
@@ -528,7 +528,7 @@
             </w:tcMar>
           </w:tcPr>
           <w:p>
-            <w:hyperlink w:history="1" r:id="rIdmmhzaz8-_awrww2shxn3h">
+            <w:hyperlink w:history="1" r:id="rIdke6efkntf3g2nmu3wv7mc">
               <w:r>
                 <w:rPr>
                   <w:rStyle w:val="Hyperlink"/>
@@ -646,7 +646,7 @@
             </w:tcMar>
           </w:tcPr>
           <w:p>
-            <w:hyperlink w:history="1" r:id="rIddq-nrti5j-uxryge93jka">
+            <w:hyperlink w:history="1" r:id="rIdpj8umlzsvmro-vln-zqpx">
               <w:r>
                 <w:rPr>
                   <w:rStyle w:val="Hyperlink"/>
@@ -879,7 +879,7 @@
             </w:tcMar>
           </w:tcPr>
           <w:p>
-            <w:hyperlink w:history="1" r:id="rIdd2ckhxxijb-bjf9p6lbrv">
+            <w:hyperlink w:history="1" r:id="rIdr445u1_gs_ioveklbwo90">
               <w:r>
                 <w:rPr>
                   <w:rStyle w:val="Hyperlink"/>

--- a/docs/submission_applied_acoustics/AA_Suggested_Reviewers.docx
+++ b/docs/submission_applied_acoustics/AA_Suggested_Reviewers.docx
@@ -292,7 +292,7 @@
             </w:tcMar>
           </w:tcPr>
           <w:p>
-            <w:hyperlink w:history="1" r:id="rIdf1gyqhej13ltdtcqcgqfj">
+            <w:hyperlink w:history="1" r:id="rId9xarifs4mriaorit6akts">
               <w:r>
                 <w:rPr>
                   <w:rStyle w:val="Hyperlink"/>
@@ -410,7 +410,7 @@
             </w:tcMar>
           </w:tcPr>
           <w:p>
-            <w:hyperlink w:history="1" r:id="rIdvvrdu-6iyydsxfidbenxv">
+            <w:hyperlink w:history="1" r:id="rIdtknfqsofpvottujugf5k9">
               <w:r>
                 <w:rPr>
                   <w:rStyle w:val="Hyperlink"/>
@@ -528,7 +528,7 @@
             </w:tcMar>
           </w:tcPr>
           <w:p>
-            <w:hyperlink w:history="1" r:id="rIdke6efkntf3g2nmu3wv7mc">
+            <w:hyperlink w:history="1" r:id="rIdfwvutxsqaxpgzijmi8og7">
               <w:r>
                 <w:rPr>
                   <w:rStyle w:val="Hyperlink"/>
@@ -646,7 +646,7 @@
             </w:tcMar>
           </w:tcPr>
           <w:p>
-            <w:hyperlink w:history="1" r:id="rIdpj8umlzsvmro-vln-zqpx">
+            <w:hyperlink w:history="1" r:id="rIddub1gva2nnevlnyjr2mhu">
               <w:r>
                 <w:rPr>
                   <w:rStyle w:val="Hyperlink"/>
@@ -879,7 +879,7 @@
             </w:tcMar>
           </w:tcPr>
           <w:p>
-            <w:hyperlink w:history="1" r:id="rIdr445u1_gs_ioveklbwo90">
+            <w:hyperlink w:history="1" r:id="rId2qec-mynq9kp3kyhrthdi">
               <w:r>
                 <w:rPr>
                   <w:rStyle w:val="Hyperlink"/>

--- a/docs/submission_applied_acoustics/AA_Suggested_Reviewers.docx
+++ b/docs/submission_applied_acoustics/AA_Suggested_Reviewers.docx
@@ -292,7 +292,7 @@
             </w:tcMar>
           </w:tcPr>
           <w:p>
-            <w:hyperlink w:history="1" r:id="rId9xarifs4mriaorit6akts">
+            <w:hyperlink w:history="1" r:id="rIdas73n4lab2fjr2hfupax_">
               <w:r>
                 <w:rPr>
                   <w:rStyle w:val="Hyperlink"/>
@@ -410,7 +410,7 @@
             </w:tcMar>
           </w:tcPr>
           <w:p>
-            <w:hyperlink w:history="1" r:id="rIdtknfqsofpvottujugf5k9">
+            <w:hyperlink w:history="1" r:id="rId619pbjakrj6i4xyab-jqj">
               <w:r>
                 <w:rPr>
                   <w:rStyle w:val="Hyperlink"/>
@@ -528,7 +528,7 @@
             </w:tcMar>
           </w:tcPr>
           <w:p>
-            <w:hyperlink w:history="1" r:id="rIdfwvutxsqaxpgzijmi8og7">
+            <w:hyperlink w:history="1" r:id="rIddmpqu6ubf2zltozg24uay">
               <w:r>
                 <w:rPr>
                   <w:rStyle w:val="Hyperlink"/>
@@ -646,7 +646,7 @@
             </w:tcMar>
           </w:tcPr>
           <w:p>
-            <w:hyperlink w:history="1" r:id="rIddub1gva2nnevlnyjr2mhu">
+            <w:hyperlink w:history="1" r:id="rIdc-nltjois5pyxfyuus-zv">
               <w:r>
                 <w:rPr>
                   <w:rStyle w:val="Hyperlink"/>
@@ -879,7 +879,7 @@
             </w:tcMar>
           </w:tcPr>
           <w:p>
-            <w:hyperlink w:history="1" r:id="rId2qec-mynq9kp3kyhrthdi">
+            <w:hyperlink w:history="1" r:id="rId8j9rok1lz53ewffeqnuuk">
               <w:r>
                 <w:rPr>
                   <w:rStyle w:val="Hyperlink"/>
